--- a/backend-exhibits/Box to ShareFile Advanced Plan - Advanced Not Include.docx
+++ b/backend-exhibits/Box to ShareFile Advanced Plan - Advanced Not Include.docx
@@ -51,7 +51,7 @@
             </w:pPr>
             <w:r>
               <w:rPr>
-                <w:rFonts w:ascii="Arial" w:eastAsia="Arial" w:hAnsi="Arial" w:cs="Arial"/>
+                <w:rFonts w:ascii="Arial" w:hAnsi="Arial" w:cs="Arial" w:eastAsia="Arial"/>
                 <w:b/>
                 <w:sz w:val="21"/>
                 <w:szCs w:val="21"/>
@@ -85,7 +85,7 @@
             </w:pPr>
             <w:r>
               <w:rPr>
-                <w:rFonts w:ascii="Arial" w:eastAsia="Arial" w:hAnsi="Arial" w:cs="Arial"/>
+                <w:rFonts w:ascii="Arial" w:hAnsi="Arial" w:cs="Arial" w:eastAsia="Arial"/>
                 <w:b/>
                 <w:sz w:val="21"/>
                 <w:szCs w:val="21"/>
@@ -113,7 +113,7 @@
             </w:pPr>
             <w:r>
               <w:rPr>
-                <w:rFonts w:ascii="Arial" w:eastAsia="Arial" w:hAnsi="Arial" w:cs="Arial"/>
+                <w:rFonts w:ascii="Arial" w:hAnsi="Arial" w:cs="Arial" w:eastAsia="Arial"/>
                 <w:sz w:val="21"/>
                 <w:szCs w:val="21"/>
               </w:rPr>
@@ -122,7 +122,7 @@
             <w:proofErr w:type="spellStart"/>
             <w:r>
               <w:rPr>
-                <w:rFonts w:ascii="Arial" w:eastAsia="Arial" w:hAnsi="Arial" w:cs="Arial"/>
+                <w:rFonts w:ascii="Arial" w:hAnsi="Arial" w:cs="Arial" w:eastAsia="Arial"/>
                 <w:sz w:val="21"/>
                 <w:szCs w:val="21"/>
               </w:rPr>
@@ -131,7 +131,7 @@
             <w:proofErr w:type="spellEnd"/>
             <w:r>
               <w:rPr>
-                <w:rFonts w:ascii="Arial" w:eastAsia="Arial" w:hAnsi="Arial" w:cs="Arial"/>
+                <w:rFonts w:ascii="Arial" w:hAnsi="Arial" w:cs="Arial" w:eastAsia="Arial"/>
                 <w:sz w:val="21"/>
                 <w:szCs w:val="21"/>
               </w:rPr>
@@ -164,7 +164,7 @@
             </w:pPr>
             <w:r>
               <w:rPr>
-                <w:rFonts w:ascii="Arial" w:eastAsia="Arial" w:hAnsi="Arial" w:cs="Arial"/>
+                <w:rFonts w:ascii="Arial" w:hAnsi="Arial" w:cs="Arial" w:eastAsia="Arial"/>
                 <w:b/>
                 <w:sz w:val="21"/>
                 <w:szCs w:val="21"/>
@@ -192,7 +192,7 @@
             </w:pPr>
             <w:r>
               <w:rPr>
-                <w:rFonts w:ascii="Arial" w:eastAsia="Arial" w:hAnsi="Arial" w:cs="Arial"/>
+                <w:rFonts w:ascii="Arial" w:hAnsi="Arial" w:cs="Arial" w:eastAsia="Arial"/>
                 <w:sz w:val="21"/>
                 <w:szCs w:val="21"/>
               </w:rPr>
@@ -225,7 +225,7 @@
             </w:pPr>
             <w:r>
               <w:rPr>
-                <w:rFonts w:ascii="Arial" w:eastAsia="Arial" w:hAnsi="Arial" w:cs="Arial"/>
+                <w:rFonts w:ascii="Arial" w:hAnsi="Arial" w:cs="Arial" w:eastAsia="Arial"/>
                 <w:b/>
                 <w:sz w:val="21"/>
                 <w:szCs w:val="21"/>
@@ -253,7 +253,7 @@
             </w:pPr>
             <w:r>
               <w:rPr>
-                <w:rFonts w:ascii="Arial" w:eastAsia="Arial" w:hAnsi="Arial" w:cs="Arial"/>
+                <w:rFonts w:ascii="Arial" w:hAnsi="Arial" w:cs="Arial" w:eastAsia="Arial"/>
                 <w:sz w:val="21"/>
                 <w:szCs w:val="21"/>
               </w:rPr>
@@ -286,7 +286,7 @@
             </w:pPr>
             <w:r>
               <w:rPr>
-                <w:rFonts w:ascii="Arial" w:eastAsia="Arial" w:hAnsi="Arial" w:cs="Arial"/>
+                <w:rFonts w:ascii="Arial" w:hAnsi="Arial" w:cs="Arial" w:eastAsia="Arial"/>
                 <w:b/>
                 <w:sz w:val="21"/>
                 <w:szCs w:val="21"/>
@@ -315,7 +315,7 @@
             <w:proofErr w:type="spellStart"/>
             <w:r>
               <w:rPr>
-                <w:rFonts w:ascii="Arial" w:eastAsia="Arial" w:hAnsi="Arial" w:cs="Arial"/>
+                <w:rFonts w:ascii="Arial" w:hAnsi="Arial" w:cs="Arial" w:eastAsia="Arial"/>
                 <w:sz w:val="21"/>
                 <w:szCs w:val="21"/>
               </w:rPr>
@@ -324,7 +324,7 @@
             <w:proofErr w:type="spellEnd"/>
             <w:r>
               <w:rPr>
-                <w:rFonts w:ascii="Arial" w:eastAsia="Arial" w:hAnsi="Arial" w:cs="Arial"/>
+                <w:rFonts w:ascii="Arial" w:hAnsi="Arial" w:cs="Arial" w:eastAsia="Arial"/>
                 <w:sz w:val="21"/>
                 <w:szCs w:val="21"/>
               </w:rPr>
@@ -357,7 +357,7 @@
             </w:pPr>
             <w:r>
               <w:rPr>
-                <w:rFonts w:ascii="Arial" w:eastAsia="Arial" w:hAnsi="Arial" w:cs="Arial"/>
+                <w:rFonts w:ascii="Arial" w:hAnsi="Arial" w:cs="Arial" w:eastAsia="Arial"/>
                 <w:b/>
                 <w:sz w:val="21"/>
                 <w:szCs w:val="21"/>
@@ -386,7 +386,7 @@
             <w:proofErr w:type="spellStart"/>
             <w:r>
               <w:rPr>
-                <w:rFonts w:ascii="Arial" w:eastAsia="Arial" w:hAnsi="Arial" w:cs="Arial"/>
+                <w:rFonts w:ascii="Arial" w:hAnsi="Arial" w:cs="Arial" w:eastAsia="Arial"/>
                 <w:sz w:val="21"/>
                 <w:szCs w:val="21"/>
               </w:rPr>
@@ -395,7 +395,7 @@
             <w:proofErr w:type="spellEnd"/>
             <w:r>
               <w:rPr>
-                <w:rFonts w:ascii="Arial" w:eastAsia="Arial" w:hAnsi="Arial" w:cs="Arial"/>
+                <w:rFonts w:ascii="Arial" w:hAnsi="Arial" w:cs="Arial" w:eastAsia="Arial"/>
                 <w:sz w:val="21"/>
                 <w:szCs w:val="21"/>
               </w:rPr>
@@ -428,7 +428,7 @@
             </w:pPr>
             <w:r>
               <w:rPr>
-                <w:rFonts w:ascii="Arial" w:eastAsia="Arial" w:hAnsi="Arial" w:cs="Arial"/>
+                <w:rFonts w:ascii="Arial" w:hAnsi="Arial" w:cs="Arial" w:eastAsia="Arial"/>
                 <w:b/>
                 <w:sz w:val="21"/>
                 <w:szCs w:val="21"/>
@@ -456,7 +456,7 @@
             </w:pPr>
             <w:r>
               <w:rPr>
-                <w:rFonts w:ascii="Arial" w:eastAsia="Arial" w:hAnsi="Arial" w:cs="Arial"/>
+                <w:rFonts w:ascii="Arial" w:hAnsi="Arial" w:cs="Arial" w:eastAsia="Arial"/>
                 <w:sz w:val="21"/>
                 <w:szCs w:val="21"/>
               </w:rPr>
@@ -489,7 +489,7 @@
             </w:pPr>
             <w:r>
               <w:rPr>
-                <w:rFonts w:ascii="Arial" w:eastAsia="Arial" w:hAnsi="Arial" w:cs="Arial"/>
+                <w:rFonts w:ascii="Arial" w:hAnsi="Arial" w:cs="Arial" w:eastAsia="Arial"/>
                 <w:b/>
                 <w:sz w:val="21"/>
                 <w:szCs w:val="21"/>
@@ -517,7 +517,7 @@
             </w:pPr>
             <w:r>
               <w:rPr>
-                <w:rFonts w:ascii="Arial" w:eastAsia="Arial" w:hAnsi="Arial" w:cs="Arial"/>
+                <w:rFonts w:ascii="Arial" w:hAnsi="Arial" w:cs="Arial" w:eastAsia="Arial"/>
                 <w:sz w:val="21"/>
                 <w:szCs w:val="21"/>
               </w:rPr>
@@ -551,7 +551,7 @@
             </w:pPr>
             <w:r>
               <w:rPr>
-                <w:rFonts w:ascii="Arial" w:eastAsia="Arial" w:hAnsi="Arial" w:cs="Arial"/>
+                <w:rFonts w:ascii="Arial" w:hAnsi="Arial" w:cs="Arial" w:eastAsia="Arial"/>
                 <w:b/>
                 <w:sz w:val="21"/>
                 <w:szCs w:val="21"/>
@@ -579,7 +579,7 @@
             </w:pPr>
             <w:r>
               <w:rPr>
-                <w:rFonts w:ascii="Arial" w:eastAsia="Arial" w:hAnsi="Arial" w:cs="Arial"/>
+                <w:rFonts w:ascii="Arial" w:hAnsi="Arial" w:cs="Arial" w:eastAsia="Arial"/>
                 <w:sz w:val="21"/>
                 <w:szCs w:val="21"/>
               </w:rPr>
@@ -612,7 +612,7 @@
             </w:pPr>
             <w:r>
               <w:rPr>
-                <w:rFonts w:ascii="Arial" w:eastAsia="Arial" w:hAnsi="Arial" w:cs="Arial"/>
+                <w:rFonts w:ascii="Arial" w:hAnsi="Arial" w:cs="Arial" w:eastAsia="Arial"/>
                 <w:b/>
                 <w:sz w:val="21"/>
                 <w:szCs w:val="21"/>
@@ -641,7 +641,7 @@
             <w:proofErr w:type="spellStart"/>
             <w:r>
               <w:rPr>
-                <w:rFonts w:ascii="Arial" w:eastAsia="Arial" w:hAnsi="Arial" w:cs="Arial"/>
+                <w:rFonts w:ascii="Arial" w:hAnsi="Arial" w:cs="Arial" w:eastAsia="Arial"/>
                 <w:sz w:val="21"/>
                 <w:szCs w:val="21"/>
               </w:rPr>
@@ -650,7 +650,7 @@
             <w:proofErr w:type="spellEnd"/>
             <w:r>
               <w:rPr>
-                <w:rFonts w:ascii="Arial" w:eastAsia="Arial" w:hAnsi="Arial" w:cs="Arial"/>
+                <w:rFonts w:ascii="Arial" w:hAnsi="Arial" w:cs="Arial" w:eastAsia="Arial"/>
                 <w:sz w:val="21"/>
                 <w:szCs w:val="21"/>
               </w:rPr>
@@ -683,7 +683,7 @@
             </w:pPr>
             <w:r>
               <w:rPr>
-                <w:rFonts w:ascii="Arial" w:eastAsia="Arial" w:hAnsi="Arial" w:cs="Arial"/>
+                <w:rFonts w:ascii="Arial" w:hAnsi="Arial" w:cs="Arial" w:eastAsia="Arial"/>
                 <w:b/>
                 <w:sz w:val="21"/>
                 <w:szCs w:val="21"/>
@@ -712,7 +712,7 @@
             <w:proofErr w:type="spellStart"/>
             <w:r>
               <w:rPr>
-                <w:rFonts w:ascii="Arial" w:eastAsia="Arial" w:hAnsi="Arial" w:cs="Arial"/>
+                <w:rFonts w:ascii="Arial" w:hAnsi="Arial" w:cs="Arial" w:eastAsia="Arial"/>
                 <w:sz w:val="21"/>
                 <w:szCs w:val="21"/>
               </w:rPr>
@@ -721,7 +721,7 @@
             <w:proofErr w:type="spellEnd"/>
             <w:r>
               <w:rPr>
-                <w:rFonts w:ascii="Arial" w:eastAsia="Arial" w:hAnsi="Arial" w:cs="Arial"/>
+                <w:rFonts w:ascii="Arial" w:hAnsi="Arial" w:cs="Arial" w:eastAsia="Arial"/>
                 <w:sz w:val="21"/>
                 <w:szCs w:val="21"/>
               </w:rPr>
@@ -754,7 +754,7 @@
             </w:pPr>
             <w:r>
               <w:rPr>
-                <w:rFonts w:ascii="Arial" w:eastAsia="Arial" w:hAnsi="Arial" w:cs="Arial"/>
+                <w:rFonts w:ascii="Arial" w:hAnsi="Arial" w:cs="Arial" w:eastAsia="Arial"/>
                 <w:b/>
                 <w:sz w:val="21"/>
                 <w:szCs w:val="21"/>
@@ -783,7 +783,7 @@
             <w:proofErr w:type="spellStart"/>
             <w:r>
               <w:rPr>
-                <w:rFonts w:ascii="Arial" w:eastAsia="Arial" w:hAnsi="Arial" w:cs="Arial"/>
+                <w:rFonts w:ascii="Arial" w:hAnsi="Arial" w:cs="Arial" w:eastAsia="Arial"/>
                 <w:sz w:val="21"/>
                 <w:szCs w:val="21"/>
               </w:rPr>
@@ -792,7 +792,7 @@
             <w:proofErr w:type="spellEnd"/>
             <w:r>
               <w:rPr>
-                <w:rFonts w:ascii="Arial" w:eastAsia="Arial" w:hAnsi="Arial" w:cs="Arial"/>
+                <w:rFonts w:ascii="Arial" w:hAnsi="Arial" w:cs="Arial" w:eastAsia="Arial"/>
                 <w:sz w:val="21"/>
                 <w:szCs w:val="21"/>
               </w:rPr>
@@ -801,7 +801,7 @@
             <w:proofErr w:type="gramStart"/>
             <w:r>
               <w:rPr>
-                <w:rFonts w:ascii="Arial" w:eastAsia="Arial" w:hAnsi="Arial" w:cs="Arial"/>
+                <w:rFonts w:ascii="Arial" w:hAnsi="Arial" w:cs="Arial" w:eastAsia="Arial"/>
                 <w:sz w:val="21"/>
                 <w:szCs w:val="21"/>
               </w:rPr>
@@ -810,7 +810,7 @@
             <w:proofErr w:type="gramEnd"/>
             <w:r>
               <w:rPr>
-                <w:rFonts w:ascii="Arial" w:eastAsia="Arial" w:hAnsi="Arial" w:cs="Arial"/>
+                <w:rFonts w:ascii="Arial" w:hAnsi="Arial" w:cs="Arial" w:eastAsia="Arial"/>
                 <w:sz w:val="21"/>
                 <w:szCs w:val="21"/>
               </w:rPr>
@@ -843,7 +843,7 @@
             </w:pPr>
             <w:r>
               <w:rPr>
-                <w:rFonts w:ascii="Arial" w:eastAsia="Arial" w:hAnsi="Arial" w:cs="Arial"/>
+                <w:rFonts w:ascii="Arial" w:hAnsi="Arial" w:cs="Arial" w:eastAsia="Arial"/>
                 <w:b/>
                 <w:sz w:val="21"/>
                 <w:szCs w:val="21"/>
@@ -871,7 +871,7 @@
             </w:pPr>
             <w:r>
               <w:rPr>
-                <w:rFonts w:ascii="Arial" w:eastAsia="Arial" w:hAnsi="Arial" w:cs="Arial"/>
+                <w:rFonts w:ascii="Arial" w:hAnsi="Arial" w:cs="Arial" w:eastAsia="Arial"/>
                 <w:sz w:val="21"/>
                 <w:szCs w:val="21"/>
               </w:rPr>
@@ -904,7 +904,7 @@
             </w:pPr>
             <w:r>
               <w:rPr>
-                <w:rFonts w:ascii="Arial" w:eastAsia="Arial" w:hAnsi="Arial" w:cs="Arial"/>
+                <w:rFonts w:ascii="Arial" w:hAnsi="Arial" w:cs="Arial" w:eastAsia="Arial"/>
                 <w:b/>
                 <w:sz w:val="21"/>
                 <w:szCs w:val="21"/>
@@ -933,7 +933,7 @@
             <w:proofErr w:type="spellStart"/>
             <w:r>
               <w:rPr>
-                <w:rFonts w:ascii="Arial" w:eastAsia="Arial" w:hAnsi="Arial" w:cs="Arial"/>
+                <w:rFonts w:ascii="Arial" w:hAnsi="Arial" w:cs="Arial" w:eastAsia="Arial"/>
                 <w:sz w:val="21"/>
                 <w:szCs w:val="21"/>
               </w:rPr>
@@ -942,7 +942,7 @@
             <w:proofErr w:type="spellEnd"/>
             <w:r>
               <w:rPr>
-                <w:rFonts w:ascii="Arial" w:eastAsia="Arial" w:hAnsi="Arial" w:cs="Arial"/>
+                <w:rFonts w:ascii="Arial" w:hAnsi="Arial" w:cs="Arial" w:eastAsia="Arial"/>
                 <w:sz w:val="21"/>
                 <w:szCs w:val="21"/>
               </w:rPr>
@@ -975,7 +975,7 @@
             </w:pPr>
             <w:r>
               <w:rPr>
-                <w:rFonts w:ascii="Arial" w:eastAsia="Arial" w:hAnsi="Arial" w:cs="Arial"/>
+                <w:rFonts w:ascii="Arial" w:hAnsi="Arial" w:cs="Arial" w:eastAsia="Arial"/>
                 <w:b/>
                 <w:sz w:val="21"/>
                 <w:szCs w:val="21"/>
@@ -1003,7 +1003,7 @@
             </w:pPr>
             <w:r>
               <w:rPr>
-                <w:rFonts w:ascii="Arial" w:eastAsia="Arial" w:hAnsi="Arial" w:cs="Arial"/>
+                <w:rFonts w:ascii="Arial" w:hAnsi="Arial" w:cs="Arial" w:eastAsia="Arial"/>
                 <w:sz w:val="21"/>
                 <w:szCs w:val="21"/>
               </w:rPr>
@@ -1036,7 +1036,7 @@
             </w:pPr>
             <w:r>
               <w:rPr>
-                <w:rFonts w:ascii="Arial" w:eastAsia="Arial" w:hAnsi="Arial" w:cs="Arial"/>
+                <w:rFonts w:ascii="Arial" w:hAnsi="Arial" w:cs="Arial" w:eastAsia="Arial"/>
                 <w:b/>
                 <w:sz w:val="21"/>
                 <w:szCs w:val="21"/>
@@ -1064,7 +1064,7 @@
             </w:pPr>
             <w:r>
               <w:rPr>
-                <w:rFonts w:ascii="Arial" w:eastAsia="Arial" w:hAnsi="Arial" w:cs="Arial"/>
+                <w:rFonts w:ascii="Arial" w:hAnsi="Arial" w:cs="Arial" w:eastAsia="Arial"/>
                 <w:sz w:val="21"/>
                 <w:szCs w:val="21"/>
               </w:rPr>
@@ -1097,7 +1097,7 @@
             </w:pPr>
             <w:r>
               <w:rPr>
-                <w:rFonts w:ascii="Arial" w:eastAsia="Arial" w:hAnsi="Arial" w:cs="Arial"/>
+                <w:rFonts w:ascii="Arial" w:hAnsi="Arial" w:cs="Arial" w:eastAsia="Arial"/>
                 <w:b/>
                 <w:sz w:val="21"/>
                 <w:szCs w:val="21"/>
@@ -1125,7 +1125,7 @@
             </w:pPr>
             <w:r>
               <w:rPr>
-                <w:rFonts w:ascii="Arial" w:eastAsia="Arial" w:hAnsi="Arial" w:cs="Arial"/>
+                <w:rFonts w:ascii="Arial" w:hAnsi="Arial" w:cs="Arial" w:eastAsia="Arial"/>
                 <w:sz w:val="21"/>
                 <w:szCs w:val="21"/>
               </w:rPr>
@@ -1150,10 +1150,10 @@
   <w:docDefaults>
     <w:rPrDefault>
       <w:rPr>
-        <w:rFonts w:asciiTheme="minorHAnsi" w:eastAsiaTheme="minorEastAsia" w:hAnsiTheme="minorHAnsi" w:cstheme="minorBidi"/>
+        <w:rFonts w:ascii="Arial" w:hAnsi="Arial" w:cs="Arial" w:eastAsia="Arial"/>
         <w:kern w:val="2"/>
-        <w:sz w:val="24"/>
-        <w:szCs w:val="24"/>
+        <w:sz w:val="21"/>
+        <w:szCs w:val="21"/>
         <w:lang w:val="en-IN" w:eastAsia="en-IN" w:bidi="ar-SA"/>
         <w14:ligatures w14:val="standardContextual"/>
       </w:rPr>
@@ -1549,9 +1549,9 @@
       <w:spacing w:line="259" w:lineRule="auto"/>
     </w:pPr>
     <w:rPr>
-      <w:rFonts w:ascii="Calibri" w:eastAsia="Calibri" w:hAnsi="Calibri" w:cs="Calibri"/>
+      <w:rFonts w:ascii="Arial" w:hAnsi="Arial" w:cs="Arial" w:eastAsia="Arial"/>
       <w:color w:val="000000"/>
-      <w:sz w:val="22"/>
+      <w:sz w:val="21"/>
     </w:rPr>
   </w:style>
   <w:style w:type="character" w:default="1" w:styleId="DefaultParagraphFont">
